--- a/docs/papers/paper_1/PAPER1_SI_methods.docx
+++ b/docs/papers/paper_1/PAPER1_SI_methods.docx
@@ -1636,17 +1636,7 @@
                 <w:szCs w:val="24"/>
                 <w:lang w:val="en-US" w:eastAsia="en-US" w:bidi="ar-SA"/>
               </w:rPr>
-              <w:t>−</w:t>
-            </w:r>
-            <w:r>
-              <w:rPr>
-                <w:rFonts w:eastAsia="Calibri" w:cs=""/>
-                <w:kern w:val="0"/>
-                <w:sz w:val="24"/>
-                <w:szCs w:val="24"/>
-                <w:lang w:val="en-US" w:eastAsia="en-US" w:bidi="ar-SA"/>
-              </w:rPr>
-              <w:t>0.610 m</w:t>
+              <w:t>−0.610 m</w:t>
             </w:r>
           </w:p>
         </w:tc>
@@ -1776,17 +1766,7 @@
                 <w:szCs w:val="24"/>
                 <w:lang w:val="en-US" w:eastAsia="en-US" w:bidi="ar-SA"/>
               </w:rPr>
-              <w:t>−</w:t>
-            </w:r>
-            <w:r>
-              <w:rPr>
-                <w:rFonts w:eastAsia="Calibri" w:cs=""/>
-                <w:kern w:val="0"/>
-                <w:sz w:val="24"/>
-                <w:szCs w:val="24"/>
-                <w:lang w:val="en-US" w:eastAsia="en-US" w:bidi="ar-SA"/>
-              </w:rPr>
-              <w:t>0.440 m</w:t>
+              <w:t>−0.440 m</w:t>
             </w:r>
           </w:p>
         </w:tc>
@@ -1894,17 +1874,7 @@
                 <w:szCs w:val="24"/>
                 <w:lang w:val="en-US" w:eastAsia="en-US" w:bidi="ar-SA"/>
               </w:rPr>
-              <w:t>−</w:t>
-            </w:r>
-            <w:r>
-              <w:rPr>
-                <w:rFonts w:eastAsia="Calibri" w:cs=""/>
-                <w:kern w:val="0"/>
-                <w:sz w:val="24"/>
-                <w:szCs w:val="24"/>
-                <w:lang w:val="en-US" w:eastAsia="en-US" w:bidi="ar-SA"/>
-              </w:rPr>
-              <w:t>0.170 m</w:t>
+              <w:t>−0.170 m</w:t>
             </w:r>
           </w:p>
         </w:tc>
@@ -5745,6 +5715,187 @@
     </w:p>
     <w:p>
       <w:pPr>
+        <w:pStyle w:val="Heading3"/>
+        <w:rPr/>
+      </w:pPr>
+      <w:r>
+        <w:rPr/>
+        <w:t xml:space="preserve">S5.6 Residual serial correlation and inference validity</w:t>
+      </w:r>
+    </w:p>
+    <w:p>
+      <w:pPr>
+        <w:pStyle w:val="BodyText"/>
+        <w:rPr/>
+      </w:pPr>
+      <w:r>
+        <w:rPr/>
+        <w:t xml:space="preserve">Because the SSM is a monthly time-series regression, the classical OLS standard errors that produce the coefficient </w:t>
+      </w:r>
+      <w:r>
+        <w:rPr>
+          <w:i/>
+          <w:iCs/>
+        </w:rPr>
+        <w:t xml:space="preserve">p</w:t>
+      </w:r>
+      <w:r>
+        <w:rPr/>
+        <w:t xml:space="preserve">-values are valid only if the residuals are free of substantial serial correlation. This is tested directly (</w:t>
+      </w:r>
+      <w:r>
+        <w:rPr>
+          <w:rStyle w:val="VerbatimChar"/>
+        </w:rPr>
+        <w:t xml:space="preserve">22_residual_lag_analysis.py</w:t>
+      </w:r>
+      <w:r>
+        <w:rPr/>
+        <w:t xml:space="preserve">, output </w:t>
+      </w:r>
+      <w:r>
+        <w:rPr>
+          <w:rStyle w:val="VerbatimChar"/>
+        </w:rPr>
+        <w:t xml:space="preserve">22_05_ssm_residual_autocorrelation.csv</w:t>
+      </w:r>
+      <w:r>
+        <w:rPr/>
+        <w:t xml:space="preserve">). The headline (no-intercept) SSM is refitted at each of the 66 reference wells and the residuals are examined: the median Durbin–Watson statistic is 2.20 (interquartile range 2.11–2.37) and the median lag-1 autocorrelation is −0.12. The residuals therefore carry a slight </w:t>
+      </w:r>
+      <w:r>
+        <w:rPr>
+          <w:i/>
+          <w:iCs/>
+        </w:rPr>
+        <w:t xml:space="preserve">negative</w:t>
+      </w:r>
+      <w:r>
+        <w:rPr/>
+        <w:t xml:space="preserve"> first-order autocorrelation rather than the positive persistence that would inflate significance — a direct consequence of the drainage term −β₃·(</w:t>
+      </w:r>
+      <w:r>
+        <w:rPr>
+          <w:i/>
+          <w:iCs/>
+        </w:rPr>
+        <w:t xml:space="preserve">D</w:t>
+      </w:r>
+      <w:r>
+        <w:rPr/>
+        <w:t xml:space="preserve"> + </w:t>
+      </w:r>
+      <w:r>
+        <w:rPr>
+          <w:i/>
+          <w:iCs/>
+        </w:rPr>
+        <w:t xml:space="preserve">h</w:t>
+      </w:r>
+      <w:r>
+        <w:rPr/>
+        <w:t xml:space="preserve">(</w:t>
+      </w:r>
+      <w:r>
+        <w:rPr>
+          <w:i/>
+          <w:iCs/>
+        </w:rPr>
+        <w:t xml:space="preserve">t</w:t>
+      </w:r>
+      <w:r>
+        <w:rPr/>
+        <w:t xml:space="preserve">−1)), which acts as an error-correction term and absorbs the first-order persistence of the level series. Negative residual autocorrelation makes the OLS standard errors mildly conservative, not anti-conservative. A Ljung–Box test at lag 12 rejects white-noise residuals at 19 of the 66 wells; this reflects the </w:t>
+      </w:r>
+      <w:r>
+        <w:rPr>
+          <w:i/>
+          <w:iCs/>
+        </w:rPr>
+        <w:t xml:space="preserve">seasonal</w:t>
+      </w:r>
+      <w:r>
+        <w:rPr/>
+        <w:t xml:space="preserve"> residual structure characterized independently in Section S9.3 (winter–spring phased), not low-order persistence, and it is orthogonal to the coefficient standard errors.</w:t>
+      </w:r>
+    </w:p>
+    <w:p>
+      <w:pPr>
+        <w:pStyle w:val="BodyText"/>
+        <w:rPr/>
+      </w:pPr>
+      <w:r>
+        <w:rPr/>
+        <w:t xml:space="preserve">As a robustness check the coefficient </w:t>
+      </w:r>
+      <w:r>
+        <w:rPr>
+          <w:i/>
+          <w:iCs/>
+        </w:rPr>
+        <w:t xml:space="preserve">p</w:t>
+      </w:r>
+      <w:r>
+        <w:rPr/>
+        <w:t xml:space="preserve">-values are re-estimated with heteroskedasticity- and autocorrelation-consistent (Newey–West / HAC) standard errors, using the </w:t>
+      </w:r>
+      <w:r>
+        <w:rPr>
+          <w:i/>
+          <w:iCs/>
+        </w:rPr>
+        <w:t xml:space="preserve">n</w:t>
+      </w:r>
+      <w:r>
+        <w:rPr/>
+        <w:t xml:space="preserve">-adaptive rule-of-thumb truncation lag </w:t>
+      </w:r>
+      <w:r>
+        <w:rPr>
+          <w:rStyle w:val="VerbatimChar"/>
+        </w:rPr>
+        <w:t xml:space="preserve">L = floor(4·(n/100)^(2/9))</w:t>
+      </w:r>
+      <w:r>
+        <w:rPr/>
+        <w:t xml:space="preserve">. Across the 198 coefficient tests (66 wells × three coefficients), the HAC and OLS significance verdicts at α = 0.05 agree in all but one instance — β₂ at CEH25, which moves from </w:t>
+      </w:r>
+      <w:r>
+        <w:rPr>
+          <w:i/>
+          <w:iCs/>
+        </w:rPr>
+        <w:t xml:space="preserve">p</w:t>
+      </w:r>
+      <w:r>
+        <w:rPr/>
+        <w:t xml:space="preserve"> = 0.079 to </w:t>
+      </w:r>
+      <w:r>
+        <w:rPr>
+          <w:i/>
+          <w:iCs/>
+        </w:rPr>
+        <w:t xml:space="preserve">p</w:t>
+      </w:r>
+      <w:r>
+        <w:rPr/>
+        <w:t xml:space="preserve"> = 0.028, i.e. </w:t>
+      </w:r>
+      <w:r>
+        <w:rPr>
+          <w:i/>
+          <w:iCs/>
+        </w:rPr>
+        <w:t xml:space="preserve">toward</w:t>
+      </w:r>
+      <w:r>
+        <w:rPr/>
+        <w:t xml:space="preserve"> significance. No coefficient that OLS reports as significant is overturned under HAC. The classical-OLS inference underlying the coefficient tables is therefore sound. These diagnostics are run at the per-well level, which is the noisier of the two fits; the cluster-mean fits that anchor Table 1 pool the rows of every well in a cluster and are correspondingly better-conditioned.</w:t>
+      </w:r>
+    </w:p>
+    <w:p>
+      <w:pPr>
         <w:pStyle w:val="Heading2"/>
         <w:rPr/>
       </w:pPr>
@@ -7605,11 +7756,7 @@
       </w:pPr>
       <w:r>
         <w:rPr/>
-        <w:t xml:space="preserve">— </w:t>
-      </w:r>
-      <w:r>
-        <w:rPr/>
-        <w:t>rainfall, PET, and an intercept α; no drainage feedback. The intercept absorbs any constant lateral subsidy or systematic offset that the SSM’s β₃ term would otherwise represent. The TLM therefore has one degree of freedom more than the SSM (the intercept) but lacks the drainage feedback. This makes the comparison conservative: if the SSM outperforms the TLM, it does so despite the TLM’s extra fitted parameter.</w:t>
+        <w:t xml:space="preserve">— rainfall, PET, and an intercept α; no drainage feedback. The intercept absorbs any constant lateral subsidy or systematic offset that the SSM’s β₃ term would otherwise represent. The TLM therefore has one degree of freedom more than the SSM (the intercept) but lacks the drainage feedback. This makes the comparison conservative: if the SSM outperforms the TLM, it does so despite the TLM’s extra fitted parameter.</w:t>
       </w:r>
     </w:p>
     <w:p>
@@ -7834,43 +7981,7 @@
       </w:pPr>
       <w:r>
         <w:rPr/>
-        <w:t xml:space="preserve">Only one </w:t>
-      </w:r>
-      <w:r>
-        <w:rPr/>
-        <w:t xml:space="preserve">monitoring well </w:t>
-      </w:r>
-      <w:r>
-        <w:rPr/>
-        <w:t>(CEH12)</w:t>
-      </w:r>
-      <w:r>
-        <w:rPr/>
-        <w:t xml:space="preserve"> lie</w:t>
-      </w:r>
-      <w:r>
-        <w:rPr/>
-        <w:t>s</w:t>
-      </w:r>
-      <w:r>
-        <w:rPr/>
-        <w:t xml:space="preserve"> o</w:t>
-      </w:r>
-      <w:r>
-        <w:rPr/>
-        <w:t xml:space="preserve">n </w:t>
-      </w:r>
-      <w:r>
-        <w:rPr/>
-        <w:t xml:space="preserve">the northern rock-ridge bedrock outcrop (the area above the 20 m AOD contour) </w:t>
-      </w:r>
-      <w:r>
-        <w:rPr/>
-        <w:t>and it has a short record</w:t>
-      </w:r>
-      <w:r>
-        <w:rPr/>
-        <w:t>, so any interpolated coefficient values shown there are extrapolations from the surrounding network rather than supported by data. The aquifer parameterization does not apply on bare metamorphic basement in any case, so the interpretation in the manuscript does not rest on the ridge-zone cells. Individual figures handle the ridge zone differently — some render the extrapolated values for visual continuity, others mask them out — and the relevant figure captions flag this where it matters for interpretation (notably Figure 15, the residual field). Cells outside the dune-field site polygon (sea, drift agriculture to the north, river) are masked from every figure.</w:t>
+        <w:t xml:space="preserve">Only one monitoring well (CEH12) lies on the northern rock-ridge bedrock outcrop (the area above the 20 m AOD contour) and it has a short record, so any interpolated coefficient values shown there are extrapolations from the surrounding network rather than supported by data. The aquifer parameterization does not apply on bare metamorphic basement in any case, so the interpretation in the manuscript does not rest on the ridge-zone cells. Individual figures handle the ridge zone differently — some render the extrapolated values for visual continuity, others mask them out — and the relevant figure captions flag this where it matters for interpretation (notably Figure 15, the residual field). Cells outside the dune-field site polygon (sea, drift agriculture to the north, river) are masked from every figure.</w:t>
       </w:r>
       <w:bookmarkEnd w:id="38"/>
     </w:p>
@@ -8286,15 +8397,7 @@
       </w:pPr>
       <w:r>
         <w:rPr/>
-        <w:t xml:space="preserve">The interpolated residual surface (Figure 15) extends over the rock-ridge bedrock outcrop on the northern boundary, which carries no </w:t>
-      </w:r>
-      <w:r>
-        <w:rPr/>
-        <w:t xml:space="preserve">reference </w:t>
-      </w:r>
-      <w:r>
-        <w:rPr/>
-        <w:t>monitoring wells; values shown there are extrapolations from the surrounding network and are not interpretable as residuals on bedrock. This is flagged in the Fig. 15 caption.</w:t>
+        <w:t xml:space="preserve">The interpolated residual surface (Figure 15) extends over the rock-ridge bedrock outcrop on the northern boundary, which carries no reference monitoring wells; values shown there are extrapolations from the surrounding network and are not interpretable as residuals on bedrock. This is flagged in the Fig. 15 caption.</w:t>
       </w:r>
       <w:bookmarkEnd w:id="52"/>
     </w:p>
@@ -8452,9 +8555,6 @@
       <w:r>
         <w:rPr/>
         <w:t xml:space="preserve">         </w:t>
-      </w:r>
-      <w:r>
-        <w:rPr/>
       </w:r>
       <m:oMath xmlns:m="http://schemas.openxmlformats.org/officeDocument/2006/math">
         <m:r>
@@ -8531,9 +8631,6 @@
         <w:rPr/>
         <w:t xml:space="preserve">         </w:t>
       </w:r>
-      <w:r>
-        <w:rPr/>
-      </w:r>
       <m:oMath xmlns:m="http://schemas.openxmlformats.org/officeDocument/2006/math">
         <m:r>
           <m:rPr>
@@ -8608,9 +8705,6 @@
       <w:r>
         <w:rPr/>
         <w:t xml:space="preserve">         </w:t>
-      </w:r>
-      <w:r>
-        <w:rPr/>
       </w:r>
       <m:oMath xmlns:m="http://schemas.openxmlformats.org/officeDocument/2006/math">
         <m:r>
@@ -9369,7 +9463,14 @@
           <w:b w:val="false"/>
           <w:bCs w:val="false"/>
         </w:rPr>
-        <w:t>S</w:t>
+        <w:t>Sy</w:t>
+      </w:r>
+      <w:r>
+        <w:rPr>
+          <w:b w:val="false"/>
+          <w:bCs w:val="false"/>
+        </w:rPr>
+        <w:t xml:space="preserve"> = </w:t>
       </w:r>
       <w:r>
         <w:rPr>
@@ -9377,14 +9478,14 @@
           <w:b w:val="false"/>
           <w:bCs w:val="false"/>
         </w:rPr>
-        <w:t>y</w:t>
+        <w:t>R</w:t>
       </w:r>
       <w:r>
         <w:rPr>
           <w:b w:val="false"/>
           <w:bCs w:val="false"/>
         </w:rPr>
-        <w:t xml:space="preserve"> = </w:t>
+        <w:t>/Δ</w:t>
       </w:r>
       <w:r>
         <w:rPr>
@@ -9392,14 +9493,14 @@
           <w:b w:val="false"/>
           <w:bCs w:val="false"/>
         </w:rPr>
-        <w:t>R</w:t>
+        <w:t>h</w:t>
       </w:r>
       <w:r>
         <w:rPr>
           <w:b w:val="false"/>
           <w:bCs w:val="false"/>
         </w:rPr>
-        <w:t>/Δ</w:t>
+        <w:t xml:space="preserve"> (Section S11.1), the regression of Δ</w:t>
       </w:r>
       <w:r>
         <w:rPr>
@@ -9414,7 +9515,7 @@
           <w:b w:val="false"/>
           <w:bCs w:val="false"/>
         </w:rPr>
-        <w:t xml:space="preserve"> (Section S11.1), the regression of Δ</w:t>
+        <w:t xml:space="preserve"> on </w:t>
       </w:r>
       <w:r>
         <w:rPr>
@@ -9422,14 +9523,14 @@
           <w:b w:val="false"/>
           <w:bCs w:val="false"/>
         </w:rPr>
-        <w:t>h</w:t>
+        <w:t>R</w:t>
       </w:r>
       <w:r>
         <w:rPr>
           <w:b w:val="false"/>
           <w:bCs w:val="false"/>
         </w:rPr>
-        <w:t xml:space="preserve"> on </w:t>
+        <w:t xml:space="preserve"> has slope 1/</w:t>
       </w:r>
       <w:r>
         <w:rPr>
@@ -9437,14 +9538,14 @@
           <w:b w:val="false"/>
           <w:bCs w:val="false"/>
         </w:rPr>
-        <w:t>R</w:t>
+        <w:t>Sy</w:t>
       </w:r>
       <w:r>
         <w:rPr>
           <w:b w:val="false"/>
           <w:bCs w:val="false"/>
         </w:rPr>
-        <w:t xml:space="preserve"> has slope 1/</w:t>
+        <w:t xml:space="preserve">; </w:t>
       </w:r>
       <w:r>
         <w:rPr>
@@ -9452,44 +9553,13 @@
           <w:b w:val="false"/>
           <w:bCs w:val="false"/>
         </w:rPr>
-        <w:t>S</w:t>
-      </w:r>
-      <w:r>
-        <w:rPr>
-          <w:rStyle w:val="Emphasis"/>
+        <w:t>Sy</w:t>
+      </w:r>
+      <w:r>
+        <w:rPr>
           <w:b w:val="false"/>
           <w:bCs w:val="false"/>
         </w:rPr>
-        <w:t>y</w:t>
-      </w:r>
-      <w:r>
-        <w:rPr>
-          <w:b w:val="false"/>
-          <w:bCs w:val="false"/>
-        </w:rPr>
-        <w:t xml:space="preserve">; </w:t>
-      </w:r>
-      <w:r>
-        <w:rPr>
-          <w:rStyle w:val="Emphasis"/>
-          <w:b w:val="false"/>
-          <w:bCs w:val="false"/>
-        </w:rPr>
-        <w:t>S</w:t>
-      </w:r>
-      <w:r>
-        <w:rPr>
-          <w:rStyle w:val="Emphasis"/>
-          <w:b w:val="false"/>
-          <w:bCs w:val="false"/>
-        </w:rPr>
-        <w:t>y</w:t>
-      </w:r>
-      <w:r>
-        <w:rPr>
-          <w:b w:val="false"/>
-          <w:bCs w:val="false"/>
-        </w:rPr>
         <w:t xml:space="preserve"> is obtained as the reciprocal of the fitted slope. This approach is statistically the most defensible (a single regression with a clear assumption) but provides limited uncertainty information beyond the regression standard error.</w:t>
       </w:r>
     </w:p>
@@ -9866,23 +9936,7 @@
       </w:pPr>
       <w:r>
         <w:rPr/>
-        <w:t xml:space="preserve">The “all-record” approach has two known potential biases. (i) Wells with records ending or starting mid-year may produce means weighted toward different seasonal fractions; (ii) wells joining or leaving the network at different times alter the spatial composition of the contributing set. To check that the spatial pattern is robust to method, the per-well mean head was recomputed over a common reference period (water years 2010–2025) restricted to wells with substantially complete records over that period (≥ 12 of 16 water years with ≥ 10 months observed per year, qualifying 64 of 88 wells). The windowed and all-record per-well means are essentially identical: the median shift is −9 mm and the maximum is approximately 112 mm at a single well, with the per-well comparison points lying on the 1:1 line. The substantive spatial pattern — the </w:t>
-      </w:r>
-      <w:r>
-        <w:rPr/>
-        <w:t xml:space="preserve">high levels </w:t>
-      </w:r>
-      <w:r>
-        <w:rPr/>
-        <w:t xml:space="preserve">centre-north and the </w:t>
-      </w:r>
-      <w:r>
-        <w:rPr/>
-        <w:t xml:space="preserve">low levels </w:t>
-      </w:r>
-      <w:r>
-        <w:rPr/>
-        <w:t>south-east — is preserved. The maximum per-well shift was at nw9, the central well of the small (five-well) C5 Coastal Forest cluster; this is not an isolated outlier but the extreme of a coherent cluster-wide pattern, with all five C5 wells showing the windowed mean lying below the all-record mean, reflecting a comparatively high 2006–2009 sub-period in the coastal-forest zone that the windowing excludes. The effect on the C5 cluster-mean head is small (≈ 55 mm cluster-wide, of which nw9 contributes ≈ 14 mm) and negligible against the metre-scale inter-cluster head contrasts, so the substrate-gradient interpretation and the Figure 14 aquifer geometry are unchanged. The all-record approach is therefore retained as the primary method because it preserves full network coverage at the periphery; the windowed comparison is reported as a methodological check.</w:t>
+        <w:t xml:space="preserve">The “all-record” approach has two known potential biases. (i) Wells with records ending or starting mid-year may produce means weighted toward different seasonal fractions; (ii) wells joining or leaving the network at different times alter the spatial composition of the contributing set. To check that the spatial pattern is robust to method, the per-well mean head was recomputed over a common reference period (water years 2010–2025) restricted to wells with substantially complete records over that period (≥ 12 of 16 water years with ≥ 10 months observed per year, qualifying 64 of 88 wells). The windowed and all-record per-well means are essentially identical: the median shift is −9 mm and the maximum is approximately 112 mm at a single well, with the per-well comparison points lying on the 1:1 line. The substantive spatial pattern — the high levels centre-north and the low levels south-east — is preserved. The maximum per-well shift was at nw9, the central well of the small (five-well) C5 Coastal Forest cluster; this is not an isolated outlier but the extreme of a coherent cluster-wide pattern, with all five C5 wells showing the windowed mean lying below the all-record mean, reflecting a comparatively high 2006–2009 sub-period in the coastal-forest zone that the windowing excludes. The effect on the C5 cluster-mean head is small (≈ 55 mm cluster-wide, of which nw9 contributes ≈ 14 mm) and negligible against the metre-scale inter-cluster head contrasts, so the substrate-gradient interpretation and the Figure 14 aquifer geometry are unchanged. The all-record approach is therefore retained as the primary method because it preserves full network coverage at the periphery; the windowed comparison is reported as a methodological check.</w:t>
       </w:r>
       <w:bookmarkEnd w:id="63"/>
     </w:p>
@@ -10111,9 +10165,6 @@
       <w:r>
         <w:rPr/>
         <w:t xml:space="preserve">            </w:t>
-      </w:r>
-      <w:r>
-        <w:rPr/>
       </w:r>
       <m:oMath xmlns:m="http://schemas.openxmlformats.org/officeDocument/2006/math">
         <m:sSub>
@@ -11283,17 +11334,7 @@
                 <w:szCs w:val="24"/>
                 <w:lang w:val="en-US" w:eastAsia="en-US" w:bidi="ar-SA"/>
               </w:rPr>
-              <w:t>−</w:t>
-            </w:r>
-            <w:r>
-              <w:rPr>
-                <w:rFonts w:eastAsia="Calibri" w:cs=""/>
-                <w:kern w:val="0"/>
-                <w:sz w:val="24"/>
-                <w:szCs w:val="24"/>
-                <w:lang w:val="en-US" w:eastAsia="en-US" w:bidi="ar-SA"/>
-              </w:rPr>
-              <w:t>35,168.4</w:t>
+              <w:t>−35,168.4</w:t>
             </w:r>
           </w:p>
         </w:tc>
@@ -11324,17 +11365,7 @@
                 <w:szCs w:val="24"/>
                 <w:lang w:val="en-US" w:eastAsia="en-US" w:bidi="ar-SA"/>
               </w:rPr>
-              <w:t>−</w:t>
-            </w:r>
-            <w:r>
-              <w:rPr>
-                <w:rFonts w:eastAsia="Calibri" w:cs=""/>
-                <w:kern w:val="0"/>
-                <w:sz w:val="24"/>
-                <w:szCs w:val="24"/>
-                <w:lang w:val="en-US" w:eastAsia="en-US" w:bidi="ar-SA"/>
-              </w:rPr>
-              <w:t>29.2 ± 1.9</w:t>
+              <w:t>−29.2 ± 1.9</w:t>
             </w:r>
           </w:p>
         </w:tc>
@@ -11396,17 +11427,7 @@
                 <w:szCs w:val="24"/>
                 <w:lang w:val="en-US" w:eastAsia="en-US" w:bidi="ar-SA"/>
               </w:rPr>
-              <w:t>−</w:t>
-            </w:r>
-            <w:r>
-              <w:rPr>
-                <w:rFonts w:eastAsia="Calibri" w:cs=""/>
-                <w:kern w:val="0"/>
-                <w:sz w:val="24"/>
-                <w:szCs w:val="24"/>
-                <w:lang w:val="en-US" w:eastAsia="en-US" w:bidi="ar-SA"/>
-              </w:rPr>
-              <w:t>6.8 ± 0.6</w:t>
+              <w:t>−6.8 ± 0.6</w:t>
             </w:r>
           </w:p>
         </w:tc>
@@ -11533,17 +11554,7 @@
                 <w:szCs w:val="24"/>
                 <w:lang w:val="en-US" w:eastAsia="en-US" w:bidi="ar-SA"/>
               </w:rPr>
-              <w:t>−</w:t>
-            </w:r>
-            <w:r>
-              <w:rPr>
-                <w:rFonts w:eastAsia="Calibri" w:cs=""/>
-                <w:kern w:val="0"/>
-                <w:sz w:val="24"/>
-                <w:szCs w:val="24"/>
-                <w:lang w:val="en-US" w:eastAsia="en-US" w:bidi="ar-SA"/>
-              </w:rPr>
-              <w:t>35,166.8</w:t>
+              <w:t>−35,166.8</w:t>
             </w:r>
           </w:p>
         </w:tc>
@@ -11574,17 +11585,7 @@
                 <w:szCs w:val="24"/>
                 <w:lang w:val="en-US" w:eastAsia="en-US" w:bidi="ar-SA"/>
               </w:rPr>
-              <w:t>−</w:t>
-            </w:r>
-            <w:r>
-              <w:rPr>
-                <w:rFonts w:eastAsia="Calibri" w:cs=""/>
-                <w:kern w:val="0"/>
-                <w:sz w:val="24"/>
-                <w:szCs w:val="24"/>
-                <w:lang w:val="en-US" w:eastAsia="en-US" w:bidi="ar-SA"/>
-              </w:rPr>
-              <w:t>39.1 ± 3.0</w:t>
+              <w:t>−39.1 ± 3.0</w:t>
             </w:r>
           </w:p>
         </w:tc>
@@ -11646,17 +11647,7 @@
                 <w:szCs w:val="24"/>
                 <w:lang w:val="en-US" w:eastAsia="en-US" w:bidi="ar-SA"/>
               </w:rPr>
-              <w:t>−</w:t>
-            </w:r>
-            <w:r>
-              <w:rPr>
-                <w:rFonts w:eastAsia="Calibri" w:cs=""/>
-                <w:kern w:val="0"/>
-                <w:sz w:val="24"/>
-                <w:szCs w:val="24"/>
-                <w:lang w:val="en-US" w:eastAsia="en-US" w:bidi="ar-SA"/>
-              </w:rPr>
-              <w:t>4.5 ± 1.2</w:t>
+              <w:t>−4.5 ± 1.2</w:t>
             </w:r>
           </w:p>
         </w:tc>
@@ -11783,17 +11774,7 @@
                 <w:szCs w:val="24"/>
                 <w:lang w:val="en-US" w:eastAsia="en-US" w:bidi="ar-SA"/>
               </w:rPr>
-              <w:t>−</w:t>
-            </w:r>
-            <w:r>
-              <w:rPr>
-                <w:rFonts w:eastAsia="Calibri" w:cs=""/>
-                <w:kern w:val="0"/>
-                <w:sz w:val="24"/>
-                <w:szCs w:val="24"/>
-                <w:lang w:val="en-US" w:eastAsia="en-US" w:bidi="ar-SA"/>
-              </w:rPr>
-              <w:t>34,260.9</w:t>
+              <w:t>−34,260.9</w:t>
             </w:r>
           </w:p>
         </w:tc>
@@ -11824,17 +11805,7 @@
                 <w:szCs w:val="24"/>
                 <w:lang w:val="en-US" w:eastAsia="en-US" w:bidi="ar-SA"/>
               </w:rPr>
-              <w:t>−</w:t>
-            </w:r>
-            <w:r>
-              <w:rPr>
-                <w:rFonts w:eastAsia="Calibri" w:cs=""/>
-                <w:kern w:val="0"/>
-                <w:sz w:val="24"/>
-                <w:szCs w:val="24"/>
-                <w:lang w:val="en-US" w:eastAsia="en-US" w:bidi="ar-SA"/>
-              </w:rPr>
-              <w:t>28.8 ± 1.9</w:t>
+              <w:t>−28.8 ± 1.9</w:t>
             </w:r>
           </w:p>
         </w:tc>
@@ -11896,17 +11867,7 @@
                 <w:szCs w:val="24"/>
                 <w:lang w:val="en-US" w:eastAsia="en-US" w:bidi="ar-SA"/>
               </w:rPr>
-              <w:t>−</w:t>
-            </w:r>
-            <w:r>
-              <w:rPr>
-                <w:rFonts w:eastAsia="Calibri" w:cs=""/>
-                <w:kern w:val="0"/>
-                <w:sz w:val="24"/>
-                <w:szCs w:val="24"/>
-                <w:lang w:val="en-US" w:eastAsia="en-US" w:bidi="ar-SA"/>
-              </w:rPr>
-              <w:t>6.4 ± 0.6</w:t>
+              <w:t>−6.4 ± 0.6</w:t>
             </w:r>
           </w:p>
         </w:tc>
@@ -12033,17 +11994,7 @@
                 <w:szCs w:val="24"/>
                 <w:lang w:val="en-US" w:eastAsia="en-US" w:bidi="ar-SA"/>
               </w:rPr>
-              <w:t>−</w:t>
-            </w:r>
-            <w:r>
-              <w:rPr>
-                <w:rFonts w:eastAsia="Calibri" w:cs=""/>
-                <w:kern w:val="0"/>
-                <w:sz w:val="24"/>
-                <w:szCs w:val="24"/>
-                <w:lang w:val="en-US" w:eastAsia="en-US" w:bidi="ar-SA"/>
-              </w:rPr>
-              <w:t>34,261.4</w:t>
+              <w:t>−34,261.4</w:t>
             </w:r>
           </w:p>
         </w:tc>
@@ -12074,17 +12025,7 @@
                 <w:szCs w:val="24"/>
                 <w:lang w:val="en-US" w:eastAsia="en-US" w:bidi="ar-SA"/>
               </w:rPr>
-              <w:t>−</w:t>
-            </w:r>
-            <w:r>
-              <w:rPr>
-                <w:rFonts w:eastAsia="Calibri" w:cs=""/>
-                <w:kern w:val="0"/>
-                <w:sz w:val="24"/>
-                <w:szCs w:val="24"/>
-                <w:lang w:val="en-US" w:eastAsia="en-US" w:bidi="ar-SA"/>
-              </w:rPr>
-              <w:t>40.2 ± 3.8</w:t>
+              <w:t>−40.2 ± 3.8</w:t>
             </w:r>
           </w:p>
         </w:tc>
@@ -12146,17 +12087,7 @@
                 <w:szCs w:val="24"/>
                 <w:lang w:val="en-US" w:eastAsia="en-US" w:bidi="ar-SA"/>
               </w:rPr>
-              <w:t>−</w:t>
-            </w:r>
-            <w:r>
-              <w:rPr>
-                <w:rFonts w:eastAsia="Calibri" w:cs=""/>
-                <w:kern w:val="0"/>
-                <w:sz w:val="24"/>
-                <w:szCs w:val="24"/>
-                <w:lang w:val="en-US" w:eastAsia="en-US" w:bidi="ar-SA"/>
-              </w:rPr>
-              <w:t>5.2 ± 0.9</w:t>
+              <w:t>−5.2 ± 0.9</w:t>
             </w:r>
           </w:p>
         </w:tc>
@@ -12305,17 +12236,7 @@
                 <w:szCs w:val="24"/>
                 <w:lang w:val="en-US" w:eastAsia="en-US" w:bidi="ar-SA"/>
               </w:rPr>
-              <w:t>−</w:t>
-            </w:r>
-            <w:r>
-              <w:rPr>
-                <w:rFonts w:eastAsia="Calibri" w:cs=""/>
-                <w:kern w:val="0"/>
-                <w:sz w:val="24"/>
-                <w:szCs w:val="24"/>
-                <w:lang w:val="en-US" w:eastAsia="en-US" w:bidi="ar-SA"/>
-              </w:rPr>
-              <w:t>10,647.4</w:t>
+              <w:t>−10,647.4</w:t>
             </w:r>
           </w:p>
         </w:tc>
@@ -12346,17 +12267,7 @@
                 <w:szCs w:val="24"/>
                 <w:lang w:val="en-US" w:eastAsia="en-US" w:bidi="ar-SA"/>
               </w:rPr>
-              <w:t>−</w:t>
-            </w:r>
-            <w:r>
-              <w:rPr>
-                <w:rFonts w:eastAsia="Calibri" w:cs=""/>
-                <w:kern w:val="0"/>
-                <w:sz w:val="24"/>
-                <w:szCs w:val="24"/>
-                <w:lang w:val="en-US" w:eastAsia="en-US" w:bidi="ar-SA"/>
-              </w:rPr>
-              <w:t>26.1 ± 2.6</w:t>
+              <w:t>−26.1 ± 2.6</w:t>
             </w:r>
           </w:p>
         </w:tc>
@@ -12418,17 +12329,7 @@
                 <w:szCs w:val="24"/>
                 <w:lang w:val="en-US" w:eastAsia="en-US" w:bidi="ar-SA"/>
               </w:rPr>
-              <w:t>−</w:t>
-            </w:r>
-            <w:r>
-              <w:rPr>
-                <w:rFonts w:eastAsia="Calibri" w:cs=""/>
-                <w:kern w:val="0"/>
-                <w:sz w:val="24"/>
-                <w:szCs w:val="24"/>
-                <w:lang w:val="en-US" w:eastAsia="en-US" w:bidi="ar-SA"/>
-              </w:rPr>
-              <w:t>6.40</w:t>
+              <w:t>−6.40</w:t>
             </w:r>
           </w:p>
         </w:tc>
@@ -12577,17 +12478,7 @@
                 <w:szCs w:val="24"/>
                 <w:lang w:val="en-US" w:eastAsia="en-US" w:bidi="ar-SA"/>
               </w:rPr>
-              <w:t>−</w:t>
-            </w:r>
-            <w:r>
-              <w:rPr>
-                <w:rFonts w:eastAsia="Calibri" w:cs=""/>
-                <w:kern w:val="0"/>
-                <w:sz w:val="24"/>
-                <w:szCs w:val="24"/>
-                <w:lang w:val="en-US" w:eastAsia="en-US" w:bidi="ar-SA"/>
-              </w:rPr>
-              <w:t>10,654.4</w:t>
+              <w:t>−10,654.4</w:t>
             </w:r>
           </w:p>
         </w:tc>
@@ -12618,17 +12509,7 @@
                 <w:szCs w:val="24"/>
                 <w:lang w:val="en-US" w:eastAsia="en-US" w:bidi="ar-SA"/>
               </w:rPr>
-              <w:t>−</w:t>
-            </w:r>
-            <w:r>
-              <w:rPr>
-                <w:rFonts w:eastAsia="Calibri" w:cs=""/>
-                <w:kern w:val="0"/>
-                <w:sz w:val="24"/>
-                <w:szCs w:val="24"/>
-                <w:lang w:val="en-US" w:eastAsia="en-US" w:bidi="ar-SA"/>
-              </w:rPr>
-              <w:t>29.5 ± 3.8</w:t>
+              <w:t>−29.5 ± 3.8</w:t>
             </w:r>
           </w:p>
         </w:tc>
@@ -12690,17 +12571,7 @@
                 <w:szCs w:val="24"/>
                 <w:lang w:val="en-US" w:eastAsia="en-US" w:bidi="ar-SA"/>
               </w:rPr>
-              <w:t>−</w:t>
-            </w:r>
-            <w:r>
-              <w:rPr>
-                <w:rFonts w:eastAsia="Calibri" w:cs=""/>
-                <w:kern w:val="0"/>
-                <w:sz w:val="24"/>
-                <w:szCs w:val="24"/>
-                <w:lang w:val="en-US" w:eastAsia="en-US" w:bidi="ar-SA"/>
-              </w:rPr>
-              <w:t>5.24</w:t>
+              <w:t>−5.24</w:t>
             </w:r>
           </w:p>
         </w:tc>
@@ -13203,7 +13074,7 @@
       </w:r>
       <w:r>
         <w:rPr/>
-        <w:t xml:space="preserve"> at submission). A versioned snapshot of the code, the raw input data, and every output CSV referenced in this document is archived on Zenodo at DOI </w:t>
+        <w:t xml:space="preserve"> at submission). A versioned snapshot of the code, the author-collected input data, and every output CSV referenced in this document is archived on Zenodo at DOI </w:t>
       </w:r>
       <w:hyperlink r:id="rId2">
         <w:r>
@@ -13215,6 +13086,26 @@
       </w:hyperlink>
       <w:r>
         <w:rPr/>
+        <w:t xml:space="preserve">. The pipeline version is recorded in the </w:t>
+      </w:r>
+      <w:r>
+        <w:rPr>
+          <w:rStyle w:val="VerbatimChar"/>
+        </w:rPr>
+        <w:t>pipeline_version</w:t>
+      </w:r>
+      <w:r>
+        <w:rPr/>
+        <w:t xml:space="preserve"> field of </w:t>
+      </w:r>
+      <w:r>
+        <w:rPr>
+          <w:rStyle w:val="VerbatimChar"/>
+        </w:rPr>
+        <w:t>outputs/pipeline_manifest.json</w:t>
+      </w:r>
+      <w:r>
+        <w:rPr/>
         <w:t>. The Zenodo deposit is the citable, immutable reference; the GitHub repository carries any subsequent updates.</w:t>
       </w:r>
     </w:p>
@@ -13232,7 +13123,27 @@
       </w:r>
       <w:r>
         <w:rPr/>
-        <w:t xml:space="preserve"> Python 3.11. Numerical and statistical processing: NumPy 1.26, SciPy 1.11, pandas 2.1, statsmodels 0.14. Spatial: GeoPandas 0.14, Rasterio 1.3, Shapely 2.0, pyproj 3.6. Plotting: Matplotlib 3.8. Random seeds are fixed at the top of every stochastic step (bootstrap resampling, etc.) for byte-equivalent reproduction.</w:t>
+        <w:t xml:space="preserve"> Python 3.12.3. The complete, version-pinned environment is specified in </w:t>
+      </w:r>
+      <w:r>
+        <w:rPr>
+          <w:rStyle w:val="VerbatimChar"/>
+        </w:rPr>
+        <w:t>requirements.txt</w:t>
+      </w:r>
+      <w:r>
+        <w:rPr/>
+        <w:t xml:space="preserve">; key packages are NumPy 2.4.6, SciPy 1.17.1, pandas 3.0.3 and statsmodels 0.14.6 (numerical and statistical processing); GeoPandas 1.1.3, Rasterio 1.5.0, Shapely 2.1.2 and pyproj 3.7.2 (spatial); and Matplotlib 3.10.9 (plotting). Random seeds for every stochastic step (bootstrap resampling, cluster stability) are defined centrally in </w:t>
+      </w:r>
+      <w:r>
+        <w:rPr>
+          <w:rStyle w:val="VerbatimChar"/>
+        </w:rPr>
+        <w:t>utils/config.py</w:t>
+      </w:r>
+      <w:r>
+        <w:rPr/>
+        <w:t>, giving byte-equivalent reproduction.</w:t>
       </w:r>
     </w:p>
     <w:p>
@@ -14542,6 +14453,53 @@
           <w:b/>
           <w:bCs/>
         </w:rPr>
+        <w:t>Data availability.</w:t>
+      </w:r>
+      <w:r>
+        <w:rPr/>
+        <w:t xml:space="preserve"> The dipwell water-level records and the well location/elevation data analysed here were collected by the author and are deposited, in cleaned form, in the Zenodo archive alongside the code (</w:t>
+      </w:r>
+      <w:r>
+        <w:rPr>
+          <w:rStyle w:val="VerbatimChar"/>
+        </w:rPr>
+        <w:t>Newborough_Cleaned_For_Model.csv</w:t>
+      </w:r>
+      <w:r>
+        <w:rPr/>
+        <w:t xml:space="preserve">, </w:t>
+      </w:r>
+      <w:r>
+        <w:rPr>
+          <w:rStyle w:val="VerbatimChar"/>
+        </w:rPr>
+        <w:t>Well_locations_height.csv</w:t>
+      </w:r>
+      <w:r>
+        <w:rPr/>
+        <w:t xml:space="preserve">). The RAF Valley climate series (monthly rainfall, and the mean-temperature series used to derive Thornthwaite PET) are Met Office historic station observations, © Crown Copyright, Met Office, available from the Met Office at </w:t>
+      </w:r>
+      <w:r>
+        <w:rPr>
+          <w:rStyle w:val="VerbatimChar"/>
+        </w:rPr>
+        <w:t>https://www.metoffice.gov.uk/pub/data/weather/uk/climate/stationdata/valleydata.txt</w:t>
+      </w:r>
+      <w:r>
+        <w:rPr/>
+        <w:t xml:space="preserve"> under the Open Government Licence v3.0, and are not re-archived here. This dataset contains public sector information licensed under the Open Government Licence v3.0.</w:t>
+      </w:r>
+    </w:p>
+    <w:p>
+      <w:pPr>
+        <w:pStyle w:val="BodyText"/>
+        <w:rPr/>
+      </w:pPr>
+      <w:r>
+        <w:rPr>
+          <w:b/>
+          <w:bCs/>
+        </w:rPr>
         <w:t>Code availability.</w:t>
       </w:r>
       <w:r>
@@ -14556,7 +14514,7 @@
       </w:r>
       <w:r>
         <w:rPr/>
-        <w:t xml:space="preserve"> are at github.com/newbroman/Newborough_Hydrology. The repository licence is MIT for code and CC-BY-4.0 for data and figures. The author can be contacted at the address on the title page for any aspect of the analysis not covered here.</w:t>
+        <w:t xml:space="preserve"> are at github.com/newbroman/Newborough_Hydrology. The repository licence is MIT for code and CC-BY-4.0 for the author-collected data and figures. The author can be contacted at the address on the title page for any aspect of the analysis not covered here.</w:t>
       </w:r>
       <w:bookmarkEnd w:id="75"/>
     </w:p>

--- a/docs/papers/paper_1/PAPER1_SI_methods.docx
+++ b/docs/papers/paper_1/PAPER1_SI_methods.docx
@@ -5891,7 +5891,53 @@
       </w:r>
       <w:r>
         <w:rPr/>
-        <w:t xml:space="preserve"> significance. No coefficient that OLS reports as significant is overturned under HAC. The classical-OLS inference underlying the coefficient tables is therefore sound. These diagnostics are run at the per-well level, which is the noisier of the two fits; the cluster-mean fits that anchor Table 1 pool the rows of every well in a cluster and are correspondingly better-conditioned.</w:t>
+        <w:t xml:space="preserve"> significance. No coefficient that OLS reports as significant is overturned under HAC. The classical-OLS inference underlying the coefficient tables is therefore sound. These diagnostics are run at the per-well level, the noisier of the two fits. </w:t>
+      </w:r>
+      <w:r>
+        <w:rPr/>
+        <w:t xml:space="preserve">The same battery applied to the five cluster centroids that carry the headline β table (Table 1; </w:t>
+      </w:r>
+      <w:r>
+        <w:rPr>
+          <w:rStyle w:val="VerbatimChar"/>
+        </w:rPr>
+        <w:t xml:space="preserve">22_06_ssm_cluster_mean_inference.csv</w:t>
+      </w:r>
+      <w:r>
+        <w:rPr/>
+        <w:t xml:space="preserve">, whose centroid β and OLS </w:t>
+      </w:r>
+      <w:r>
+        <w:rPr>
+          <w:i/>
+          <w:iCs/>
+        </w:rPr>
+        <w:t xml:space="preserve">p</w:t>
+      </w:r>
+      <w:r>
+        <w:rPr/>
+        <w:t xml:space="preserve">-values reproduce </w:t>
+      </w:r>
+      <w:r>
+        <w:rPr>
+          <w:rStyle w:val="VerbatimChar"/>
+        </w:rPr>
+        <w:t xml:space="preserve">03_03_cluster_mechanistic_coefficients.csv</w:t>
+      </w:r>
+      <w:r>
+        <w:rPr/>
+        <w:t xml:space="preserve"> exactly) leaves every coefficient significant under both OLS and HAC: none of the fifteen cluster-level tests (five clusters × three coefficients) changes verdict. The centroid residuals are close to white (Durbin–Watson 2.0–2.4) at every cluster except C4 Main Forest, where a mild </w:t>
+      </w:r>
+      <w:r>
+        <w:rPr>
+          <w:i/>
+          <w:iCs/>
+        </w:rPr>
+        <w:t xml:space="preserve">positive</w:t>
+      </w:r>
+      <w:r>
+        <w:rPr/>
+        <w:t xml:space="preserve"> autocorrelation (Durbin–Watson 1.66, φ = +0.06) still leaves all three coefficients HAC-significant. The cluster-mean fits, pooling every well in a cluster, are the better-conditioned of the two levels.</w:t>
       </w:r>
     </w:p>
     <w:p>
